--- a/example_articles/countries/South Africa/1.countries_South Africa_New_York_Times.docx
+++ b/example_articles/countries/South Africa/1.countries_South Africa_New_York_Times.docx
@@ -27,17 +27,17 @@
     </w:p>
     <w:p>
       <w:r>
-        <w:t>Source File: NYT/46.DOCX</w:t>
+        <w:t>Source file: NYT/46.DOCX</w:t>
       </w:r>
     </w:p>
     <w:p>
       <w:r>
-        <w:t>Raw locations result: ['South Africa']</w:t>
+        <w:t>Raw locations result, 'locations': ['South Africa']</w:t>
       </w:r>
     </w:p>
     <w:p>
       <w:r>
-        <w:t>countries_stand_flat (Standardized): South Africa</w:t>
+        <w:t>Standardized locations result, 'countries_stand_flat': South Africa</w:t>
       </w:r>
     </w:p>
     <w:p>

--- a/example_articles/countries/South Africa/1.countries_South Africa_New_York_Times.docx
+++ b/example_articles/countries/South Africa/1.countries_South Africa_New_York_Times.docx
@@ -7,7 +7,7 @@
         <w:pStyle w:val="Heading1"/>
       </w:pPr>
       <w:r>
-        <w:t>Flag Vote: The Effects Back Home</w:t>
+        <w:t>A Mall Comes to a Black Township</w:t>
       </w:r>
     </w:p>
     <w:p>
@@ -17,17 +17,17 @@
     </w:p>
     <w:p>
       <w:r>
-        <w:t>Date: 1990-06-25</w:t>
+        <w:t>Date: 1994-10-26</w:t>
       </w:r>
     </w:p>
     <w:p>
       <w:r>
-        <w:t>Section: Section A; Page 12, Column 1; National Desk</w:t>
+        <w:t>Section: Section D; ; Section D;  Page 1;  Column 3;  Financial Desk ; Column 3;</w:t>
       </w:r>
     </w:p>
     <w:p>
       <w:r>
-        <w:t>Source file: NYT/46.DOCX</w:t>
+        <w:t>Source file: NYT/49.DOCX</w:t>
       </w:r>
     </w:p>
     <w:p>
@@ -49,75 +49,67 @@
     </w:p>
     <w:p>
       <w:r>
-        <w:t>On the floor of Congress two days earlier, Representative Peter Hoagland had voted against an amendment to the Constitution that would outlaw burning the American flag.</w:t>
+        <w:t>Late last year, a group of white executives from Sanlam Properties, a leading South African development company, piled into a mini-van and rode into terra incognita, the sprawling black metropolis of Soweto.</w:t>
         <w:br/>
-        <w:t>Now he stood with the members of Veterans of Foreign Wars Post 10652 in a warm, dimly lighted banquet room in this tiny Nebraska town. Weeks ago, the veterans had asked the Democratic Congressman here to help present a folded flag to the family of Cpl. Ronald Bradley of the Army, declared missing in action in the Korean War in 1953.</w:t>
+        <w:t>As Jacobus A. Swanepoel, Sanlam's regional manager, recounts that journey, it is tempting to imagine a carload of cartoon capitalists with dollar signs ringing in their eyes -- ka-CHUNG, ka-CHUNG. Soweto, impoverished, alien, oppressed, battle-torn Soweto, suddenly seemed a land of untapped opportunity.</w:t>
         <w:br/>
-        <w:t>Some veterans at the Saturday night gathering here returned Mr. Hoagland's smiles with hard stares. One man folded his arms deliberately rather than applaud his introduction. Another became so angry that he left the room when the Congressman rose to speak.</w:t>
+        <w:t>The first result of that trip materialized here on Sept. 29: the biggest and most modern shopping center any black township has ever seen, complete with a family steakhouse, a triplex cinema, automated teller machines, an appliance store, clothiers, and the ne plus ultra of suburban life in South Africa, a gun shop.</w:t>
         <w:br/>
-        <w:t>Afterward, the daughter of the lost soldier came forth to deliver her views to the Congressman, who won his seat in 1988 with 51 percent of the vote and faces tough opposition for re-election.</w:t>
+        <w:t>At the mall's heart is a vast air-conditioned Shoprite supermarket that has brought some Soweto shoppers close to joyous tears. After years of commuting to stores on the periphery of the black enclave, or paying the inflated prices of tiny township convenience shops, they have discovered in the wide aisles and sale prices of Shoprite an equality nearly as satisfying as the one conferred by last April's elections.</w:t>
         <w:br/>
-        <w:t>''I support you,'' said Rhonda McAuliffe, 36 years old, who was born two months after her father was last seen.</w:t>
+        <w:t>Soweto, which once appeared to white business as a ghetto teeming with squatters and bristling with political upheaval, all at once acquired a more alluring identity: a city of more than three million consumers without a grocery store, appliance dealer or clothing outlet of national stature.</w:t>
         <w:br/>
-        <w:t>''My father died for the freedoms the flag represents,'' she said. ''Our nation is strong enough to withstand the flag burners. We don't need to change the Constitution. Outlawing flag burning, that's what the Communists do.''</w:t>
+        <w:t>But the new interest of white retailers has generated a bitter outcry from some black businessmen in the townships. They complain that after decades of weathering the strains of an apartheid ghetto, black entrepreneurs are being bulled aside by the economic power of white outsiders who have discovered gold in black townships.</w:t>
         <w:br/>
-        <w:t xml:space="preserve"> </w:t>
+        <w:t>"I feel like a man on a bicycle who's been overtaken by a jet," said Paul Gama, chairman of the black-controlled Blackchain Ltd., which owns three modest and struggling grocery stores in black townships.</w:t>
         <w:br/>
-        <w:t>Prepared to Face the Music</w:t>
+        <w:t>Max M. Legodi, head of the Greater Soweto Chamber of Commerce</w:t>
         <w:br/>
-        <w:t>Relief swept the face of the Congressman, who had come home this weekend prepared to face the music with a constituency that polls have showed overwhelmingly supported the amendment.</w:t>
+        <w:t>and Industries, which speaks for hundreds of small retailers in the township, was sympathetic. "All these years we had no access to capital, no access to credit," he said. "We were not able to gain expertise in business management. We did not have relationships with suppliers to buy in bulk. We could not do business in white areas."</w:t>
         <w:br/>
-        <w:t>''There was no political down side to voting for the amendment,'' Mr. Hoagland, a tall, rail-thin 48-year-old, said in an interview during a twilight drive from Omaha across 30 miles of bumpy country roads to the V.F.W. banquet here. ''But a vote like this one is closely associated with self-respect. ''In the past, there have been a few times that I have tilted more toward political considerations than I should have,'' he added. ''And I lived to regret it.''</w:t>
+        <w:t>These men argue that white entrepreneurs moving into the "emerging markets" of black townships should be obliged -- by political pressure, if not by law -- to take local partners, as do many foreign companies that come to South Africa.</w:t>
         <w:br/>
-        <w:t>The Congressman is opposed in the November election by Ally Milder, a 35-year-old conservative Republican who has already depicted Mr. Hoagland as being too liberal for the Second Congressional District, made up largely of the descendants of Western ranch hands and European immigrant laborers. For 40 of the 46 years preceding Mr. Hoagland's victory in 1988, this district had elected Republicans.</w:t>
+        <w:t>Until now, most white businesses have shunned black townships. Whites were prohibited by apartheid law from owning township property. Then, after the repeal of that barrier in June 1991, the townships seemed too turbulent to be worth the risk.</w:t>
         <w:br/>
-        <w:t>Mr. Hoagland's advisers had strongly urged him to vote for the amendment, conjuring visions of television advertisements portraying him as a friend of flag burners.</w:t>
+        <w:t>Instead, Sanlam and other developers built huge indoor malls on the outskirts of Soweto, forcing township residents to come to them.</w:t>
         <w:br/>
-        <w:t>''This could cost us the election,'' Mr. Hoagland said an aide warned darkly. ''Is it really that important to you?'' 'We Disagree'</w:t>
+        <w:t>A mini-van taxi ride from Soweto to one of these malls cost the price of half a gallon of milk or two loaves of bread, and it ate up most of a morning, but as Alfred Hlatchwayo observed over his basket of groceries in the new Shoprite, "it was that or do without."</w:t>
         <w:br/>
-        <w:t>After the vote on Thursday, Mr. Hoagland returned home with a mission, like many others who voted against the measure, to rally support for his view that the decision was not just on protecting the flag, but rather was on the sanctity of the Constitution.</w:t>
+        <w:t>Now that the April elections have restored political peace, developers have turned to the townships with a more open mind. Following the lead of gasoline station and fast-food chains, which moved in earlier with franchise outlets, banks, developers and retailers are now scouting hungrily.</w:t>
         <w:br/>
-        <w:t>In what he termed a ''pre-emptive press conference,'' Mr. Hoagland stood flanked by three Vietnam veterans who supported his stand, and warned of the ''slippery slope'' of tinkering with the Bill of Rights.</w:t>
+        <w:t>"If you look at the strategic plans of most of the larger firms, you see that they have their eye on the townships," said Johan Jacobs, marketing director of the South African Chamber of Commerce and Business.</w:t>
         <w:br/>
-        <w:t>Later Saturday, during a children's parade in an Omaha neighborhood, an angry spectator called Mr. Hoagland to his side. He thrust a twisted flag pin toward the Congressman.</w:t>
+        <w:t>Soweto's shopping mall was developed with capital from Sanlam, which historically catered to white Afrikaners, but the mall's success suggests that foreign investment could follow into the neglected townships.</w:t>
         <w:br/>
-        <w:t>''It's broken,'' the man said heatedly, ''just like the Congress.''</w:t>
+        <w:t>Mr. Swanepoel said Soweto had grown ripe for business at a time when most white suburbs are already saturated with retail stores.</w:t>
         <w:br/>
-        <w:t>When Mr. Hoagland tried to explain his position, the man shot back, ''We disagree.''</w:t>
+        <w:t>True, Soweto has poverty and crime. In some neighborhoods there is scarcely a plot that does not house several extra families in backyard lean-tos. But there are also large working-class and middle-class neighborhoods, and pockets of real affluence.</w:t>
         <w:br/>
-        <w:t>The flag issue introduces a new element to a race that already features rather unusual political profiles.</w:t>
+        <w:t>Dobsonville, the neighborhood where the new shopping center is situated, is stable and economically mixed.</w:t>
         <w:br/>
-        <w:t>Mr. Hoagland comes from an old-line Republican family of prosperous Omaha business people.</w:t>
+        <w:t>Sanlam Properties, a subsidiary of South Africa's second-largest insurance company, the Sanlam Group, is the country's largest developer of shopping centers. Mr. Swanepoel said the company had two other township projects near announcement, including a mammoth "hyper mall" in another part of Soweto, and another half dozen on the drawing board.</w:t>
         <w:br/>
-        <w:t>''I'm the first lawyer and Democrat in the family,'' he said, ''and my mother said she doesn't know which is worse.''</w:t>
+        <w:t>The company entered Soweto on political tiptoes. It assembled a committee of 40 local organizations to review its plans. It created a trust fund to train local entrepreneurs. It plans to sell 49 percent of the project as shares to local investors.</w:t>
         <w:br/>
-        <w:t>Miss Milder comes from a working-class Jewish family in Omaha that often sided with the Democratic Party.</w:t>
+        <w:t>Several of the 68 stores in the new mall are occupied by locally owned businesses, like Sam Poane's health club, Percy Machaba's cafe and Mumsy Khoza's butcher shop. Most of the others have black managers and clerks, so that Mr. Swanepoel boasts that the center has created 600 permanent jobs.</w:t>
         <w:br/>
-        <w:t>But it remains unclear what effect the flag issue will have on the race. Walking through an arts festival near the Douglass County courthouse, Mr. Hoagland was approached by a dozen people who congratulated him on his stand. None expressed opposition.</w:t>
+        <w:t>Mr. Legodi of the Soweto chamber of commerce applauded Sanlam for its diplomacy, but said black businesses resented the fact that the Shoprite supermarket chain, which has no connection with the American supermarket chain of the same name, had not enlisted black partners in the store that is the centerpiece of the project.</w:t>
         <w:br/>
-        <w:t>''I appreciated your vote on the flag,'' said Granville Welch, a 49-year-old Air Force veteran. ''It took a lot of courage.''</w:t>
+        <w:t>"We feel that appointing a few black faces in Shoprite doesn't give you a passport to come in and exploit the emerging black market," he said.</w:t>
         <w:br/>
-        <w:t>Indeed, one woman chastised Mr. Hoagland for his earlier vote in support of an anti-flag burning law, which was later struck down by the Supreme Court.</w:t>
+        <w:t>Mr. Gama pointed out that his Blackchain stores had remained in business, without laying off workers, despite political violence that scared away customers and drove the company repeatedly to the brink of bankruptcy. He fumed at the thought of white companies now reaping the dividends of the struggle.</w:t>
         <w:br/>
-        <w:t>''I want to live in a country where you can burn the flag if you want,'' said Kathy Ford, a 35-year-old lawyer.</w:t>
+        <w:t>"White businesses know the devastation of apartheid won't leave them any competition," he said. "It is a walkover for them."</w:t>
         <w:br/>
-        <w:t>While Mr. Hoagland was generally cheered by the reaction, he cautioned against reading too much into it. He noted that supporters were more likely to raise the issue with him than were detractors, ''especially in this part of the country, where people want to be nice to you.''</w:t>
+        <w:t>Whether businesses should be required to team up with black capitalists when tapping black markets is now a topic of heated negotiation in business groups and within the Government. Major business groups generally favor such joint ventures, although they are opposed to enforcing them by law.</w:t>
         <w:br/>
-        <w:t xml:space="preserve"> </w:t>
+        <w:t>Among shoppers here, Shoprite is described in euphoric terms as an emblem of the new democracy. There is scant sympathy for the little convenience stores, called spazas, that have traditionally supplied the townships with high-priced staples.</w:t>
         <w:br/>
-        <w:t>Peril at Polls Affected Votes</w:t>
+        <w:t>"It's bad for the owners of the spaza shops, but it's good for us," said Johanna Sekobo, a high school student who was part of the lunchtime siege of schoolchildren at what everyone calls "the center."</w:t>
         <w:br/>
-        <w:t>Analysts say the flag issue will require some deft touches by politicians like Mr. Hoagland, but they do not expect the issue, by itself, to mean the difference in many elections.</w:t>
+        <w:t>Indeed, the initial dismay of the spaza owners has already been tempered by realism. Some are now adjusting to the giant competitor down the street by focusing on after-hours business or selling more specialized stock, like beer by the case, or by cutting prices.</w:t>
         <w:br/>
-        <w:t>Still, lawmakers representing marginally Democratic districts seemed to approach the issue more cautiously than those with safer seats. Of the 21 representatives who won their most recent elections with less than 55 percent of the vote, just 7, including Mr. Hoagland, voted against the amendment. The safer Democrats reversed that proportion, opposing it by 153 to 81.</w:t>
-        <w:br/>
-        <w:t>''In isolation, I don't think the flag issue is going to swing an election,'' said Charles E. Cook, Washington analyst of House and Senate races, ''but if it is perceived as part of a pattern of being out of touch with the people back home, then it could do damage.''</w:t>
-        <w:br/>
-        <w:t>One voter here, Dan Szgda, a 33-year-old engineer, for example, said the flag issue ''is not a major thing.'' But he added, ''If there are many other things like that, I'll be voting against him.''</w:t>
-        <w:br/>
-        <w:t>That is precisely the strategy of Miss Milder, the Republcan. ''This is just the latest example demonstrating how out of step he is with the people of eastern Nebraska,'' Miss Milder said.</w:t>
-        <w:br/>
-        <w:t>She said she had not decided whether to use political ads focusing on Mr. Hoagland's flag vote. ''Let's see how the summer goes.''</w:t>
+        <w:t>"My customers have all gone to Shoprite," said Phora Mmolawa, with a genial shrug, from behind the steel grate of her spaza near the new shopping center. "I'll have to change to something else. But I'm happy. It brings something new to our township. I haven't been yet, but I am going to be a customer."</w:t>
         <w:br/>
         <w:br/>
         <w:t>Graphic</w:t>
@@ -125,7 +117,11 @@
         <w:br/>
         <w:t xml:space="preserve"> </w:t>
         <w:br/>
-        <w:t>Photo: Representative Peter Hoagland, left, after presenting a flag to relatives of Cpl. Ronald Bradley, who was declared missing in action in the Korean War in 1953. From the right were Corporal Bradley's father, David; daughter, Rhonda McAuliffe; granddaughter, Laura Hoschar, and wife, Florence. (Tom Plambeck for The New York Times)</w:t>
+        <w:t>Photo: The first shopping mall in the black township of Soweto has delighted its residents who once traveled to shop in white areas. A Soweto homemaker and her children inspected the meat counter in the mall's supermarket. (Greg Marinovich for The New York Times)</w:t>
+        <w:br/>
+        <w:t xml:space="preserve"> </w:t>
+        <w:br/>
+        <w:t>Map of South Africa showing location of Soweto. (pg. D17)</w:t>
       </w:r>
     </w:p>
     <w:sectPr>

--- a/example_articles/countries/South Africa/1.countries_South Africa_New_York_Times.docx
+++ b/example_articles/countries/South Africa/1.countries_South Africa_New_York_Times.docx
@@ -7,7 +7,7 @@
         <w:pStyle w:val="Heading1"/>
       </w:pPr>
       <w:r>
-        <w:t>A Mall Comes to a Black Township</w:t>
+        <w:t>NEWS SUMMARY: TUESDAY, SEPTEMBER 2, 1986</w:t>
       </w:r>
     </w:p>
     <w:p>
@@ -17,17 +17,17 @@
     </w:p>
     <w:p>
       <w:r>
-        <w:t>Date: 1994-10-26</w:t>
+        <w:t>Date: 1986-09-02</w:t>
       </w:r>
     </w:p>
     <w:p>
       <w:r>
-        <w:t>Section: Section D; ; Section D;  Page 1;  Column 3;  Financial Desk ; Column 3;</w:t>
+        <w:t>Section: Section B; Page 1, Column 1; Metropolitan Desk; Summary</w:t>
       </w:r>
     </w:p>
     <w:p>
       <w:r>
-        <w:t>Source file: NYT/49.DOCX</w:t>
+        <w:t>Source file: NYT/44.DOCX</w:t>
       </w:r>
     </w:p>
     <w:p>
@@ -49,79 +49,35 @@
     </w:p>
     <w:p>
       <w:r>
-        <w:t>Late last year, a group of white executives from Sanlam Properties, a leading South African development company, piled into a mini-van and rode into terra incognita, the sprawling black metropolis of Soweto.</w:t>
+        <w:t>International</w:t>
         <w:br/>
-        <w:t>As Jacobus A. Swanepoel, Sanlam's regional manager, recounts that journey, it is tempting to imagine a carload of cartoon capitalists with dollar signs ringing in their eyes -- ka-CHUNG, ka-CHUNG. Soweto, impoverished, alien, oppressed, battle-torn Soweto, suddenly seemed a land of untapped opportunity.</w:t>
+        <w:t xml:space="preserve"> Closer Israeli-Egyptian relations is the aim of a new Middle East initiative taken by Secretary of State George P. Shultz. Mr. Shultz has sent a top aide to the Middle East to set the stage for a possible new American effort to bring the two countries closer and to stimulate dormant peace efforts in the region. State Department officials said that depending on the recommendation of the aide, Assistant Secretary of State Richard W. Murphy, Mr. Shultz might go to the Middle East next week. [Page A1, Column 1.]</w:t>
         <w:br/>
-        <w:t>The first result of that trip materialized here on Sept. 29: the biggest and most modern shopping center any black township has ever seen, complete with a family steakhouse, a triplex cinema, automated teller machines, an appliance store, clothiers, and the ne plus ultra of suburban life in South Africa, a gun shop.</w:t>
+        <w:t xml:space="preserve"> A Soviet passenger liner sank after colliding with a cargo ship in the Black Sea on Sunday night, with an unspecified loss of life, the Soviet Union reported. The four-deck ship, the Admiral Nakhimov, could accommodate about 1,000 passengers. The terse announcement and the appointment of a top Government official to head an inquiry suggested that many passengers and crew members might have perished. A Soviet shipping official said the accident was a ''real tragedy.'' [A1:3.]</w:t>
         <w:br/>
-        <w:t>At the mall's heart is a vast air-conditioned Shoprite supermarket that has brought some Soweto shoppers close to joyous tears. After years of commuting to stores on the periphery of the black enclave, or paying the inflated prices of tiny township convenience shops, they have discovered in the wide aisles and sale prices of Shoprite an equality nearly as satisfying as the one conferred by last April's elections.</w:t>
+        <w:t>A bomb exploded in a supermarket in Durban, South Africa, wounding at least 18 people, the Government reported. The official Bureau for Information said the explosion ripped through the Pick 'n' Pay store in Montclair, a white working-class neighborhood. Ten blacks were among the wounded, the authorities said. The Information Bureau blamed insurgents of the banned African National Congress for the blast and said the bomb was of Soviet origin. [A1:2.]</w:t>
         <w:br/>
-        <w:t>Soweto, which once appeared to white business as a ghetto teeming with squatters and bristling with political upheaval, all at once acquired a more alluring identity: a city of more than three million consumers without a grocery store, appliance dealer or clothing outlet of national stature.</w:t>
+        <w:t xml:space="preserve"> Zimbabwe called on nations professing nonalignment to adopt selective economic sanctions against South Africa. Zimbabwe's Prime Minister, Robert Mugabe, speaking at the opening of the eighth conference of the 101-nation Nonaligned Movement, also renewed calls for the world's industrialized nations to impose comprehensive mandatory sanctions against Pretoria. The voluntary sanctions would include termination of air links with South Africa and restrictions on trade and investment. The conference is taking place in Harare, Zimbabwe. [A3:4.]</w:t>
         <w:br/>
-        <w:t>But the new interest of white retailers has generated a bitter outcry from some black businessmen in the townships. They complain that after decades of weathering the strains of an apartheid ghetto, black entrepreneurs are being bulled aside by the economic power of white outsiders who have discovered gold in black townships.</w:t>
+        <w:t xml:space="preserve"> Libya's leader reviewed a parade of Libyan troops and weapons celebrating the 17th anniversary of his coup. Col. Muammar el-Qaddafi, continuing a forceful re-emergence in public, appeared hearty and self-confident, despite reports from Washington that he feared a military uprising. [A8:3.]</w:t>
         <w:br/>
-        <w:t>"I feel like a man on a bicycle who's been overtaken by a jet," said Paul Gama, chairman of the black-controlled Blackchain Ltd., which owns three modest and struggling grocery stores in black townships.</w:t>
-        <w:br/>
-        <w:t>Max M. Legodi, head of the Greater Soweto Chamber of Commerce</w:t>
-        <w:br/>
-        <w:t>and Industries, which speaks for hundreds of small retailers in the township, was sympathetic. "All these years we had no access to capital, no access to credit," he said. "We were not able to gain expertise in business management. We did not have relationships with suppliers to buy in bulk. We could not do business in white areas."</w:t>
-        <w:br/>
-        <w:t>These men argue that white entrepreneurs moving into the "emerging markets" of black townships should be obliged -- by political pressure, if not by law -- to take local partners, as do many foreign companies that come to South Africa.</w:t>
-        <w:br/>
-        <w:t>Until now, most white businesses have shunned black townships. Whites were prohibited by apartheid law from owning township property. Then, after the repeal of that barrier in June 1991, the townships seemed too turbulent to be worth the risk.</w:t>
-        <w:br/>
-        <w:t>Instead, Sanlam and other developers built huge indoor malls on the outskirts of Soweto, forcing township residents to come to them.</w:t>
-        <w:br/>
-        <w:t>A mini-van taxi ride from Soweto to one of these malls cost the price of half a gallon of milk or two loaves of bread, and it ate up most of a morning, but as Alfred Hlatchwayo observed over his basket of groceries in the new Shoprite, "it was that or do without."</w:t>
-        <w:br/>
-        <w:t>Now that the April elections have restored political peace, developers have turned to the townships with a more open mind. Following the lead of gasoline station and fast-food chains, which moved in earlier with franchise outlets, banks, developers and retailers are now scouting hungrily.</w:t>
-        <w:br/>
-        <w:t>"If you look at the strategic plans of most of the larger firms, you see that they have their eye on the townships," said Johan Jacobs, marketing director of the South African Chamber of Commerce and Business.</w:t>
-        <w:br/>
-        <w:t>Soweto's shopping mall was developed with capital from Sanlam, which historically catered to white Afrikaners, but the mall's success suggests that foreign investment could follow into the neglected townships.</w:t>
-        <w:br/>
-        <w:t>Mr. Swanepoel said Soweto had grown ripe for business at a time when most white suburbs are already saturated with retail stores.</w:t>
-        <w:br/>
-        <w:t>True, Soweto has poverty and crime. In some neighborhoods there is scarcely a plot that does not house several extra families in backyard lean-tos. But there are also large working-class and middle-class neighborhoods, and pockets of real affluence.</w:t>
-        <w:br/>
-        <w:t>Dobsonville, the neighborhood where the new shopping center is situated, is stable and economically mixed.</w:t>
-        <w:br/>
-        <w:t>Sanlam Properties, a subsidiary of South Africa's second-largest insurance company, the Sanlam Group, is the country's largest developer of shopping centers. Mr. Swanepoel said the company had two other township projects near announcement, including a mammoth "hyper mall" in another part of Soweto, and another half dozen on the drawing board.</w:t>
-        <w:br/>
-        <w:t>The company entered Soweto on political tiptoes. It assembled a committee of 40 local organizations to review its plans. It created a trust fund to train local entrepreneurs. It plans to sell 49 percent of the project as shares to local investors.</w:t>
-        <w:br/>
-        <w:t>Several of the 68 stores in the new mall are occupied by locally owned businesses, like Sam Poane's health club, Percy Machaba's cafe and Mumsy Khoza's butcher shop. Most of the others have black managers and clerks, so that Mr. Swanepoel boasts that the center has created 600 permanent jobs.</w:t>
-        <w:br/>
-        <w:t>Mr. Legodi of the Soweto chamber of commerce applauded Sanlam for its diplomacy, but said black businesses resented the fact that the Shoprite supermarket chain, which has no connection with the American supermarket chain of the same name, had not enlisted black partners in the store that is the centerpiece of the project.</w:t>
-        <w:br/>
-        <w:t>"We feel that appointing a few black faces in Shoprite doesn't give you a passport to come in and exploit the emerging black market," he said.</w:t>
-        <w:br/>
-        <w:t>Mr. Gama pointed out that his Blackchain stores had remained in business, without laying off workers, despite political violence that scared away customers and drove the company repeatedly to the brink of bankruptcy. He fumed at the thought of white companies now reaping the dividends of the struggle.</w:t>
-        <w:br/>
-        <w:t>"White businesses know the devastation of apartheid won't leave them any competition," he said. "It is a walkover for them."</w:t>
-        <w:br/>
-        <w:t>Whether businesses should be required to team up with black capitalists when tapping black markets is now a topic of heated negotiation in business groups and within the Government. Major business groups generally favor such joint ventures, although they are opposed to enforcing them by law.</w:t>
-        <w:br/>
-        <w:t>Among shoppers here, Shoprite is described in euphoric terms as an emblem of the new democracy. There is scant sympathy for the little convenience stores, called spazas, that have traditionally supplied the townships with high-priced staples.</w:t>
-        <w:br/>
-        <w:t>"It's bad for the owners of the spaza shops, but it's good for us," said Johanna Sekobo, a high school student who was part of the lunchtime siege of schoolchildren at what everyone calls "the center."</w:t>
-        <w:br/>
-        <w:t>Indeed, the initial dismay of the spaza owners has already been tempered by realism. Some are now adjusting to the giant competitor down the street by focusing on after-hours business or selling more specialized stock, like beer by the case, or by cutting prices.</w:t>
-        <w:br/>
-        <w:t>"My customers have all gone to Shoprite," said Phora Mmolawa, with a genial shrug, from behind the steel grate of her spaza near the new shopping center. "I'll have to change to something else. But I'm happy. It brings something new to our township. I haven't been yet, but I am going to be a customer."</w:t>
-        <w:br/>
-        <w:br/>
-        <w:t>Graphic</w:t>
-        <w:br/>
+        <w:t xml:space="preserve"> No sign that Libya is plotting ''spectacular terrorist actions'' was reported by a senior adviser to Chancellor Helmut Kohl of West Germany. He cautioned that another American raid on Libya could ruin the chances for a Soviet-American summit meeting. The warning came as Vernon A. Walters, the United States delegate to the United Nations, began a West European tour in Madrid in an apparent effort to win support for tougher sanctions against Colonel Qaddafi's Government. [A8:1.]</w:t>
         <w:br/>
         <w:t xml:space="preserve"> </w:t>
         <w:br/>
-        <w:t>Photo: The first shopping mall in the black township of Soweto has delighted its residents who once traveled to shop in white areas. A Soweto homemaker and her children inspected the meat counter in the mall's supermarket. (Greg Marinovich for The New York Times)</w:t>
+        <w:t>National</w:t>
+        <w:br/>
+        <w:t xml:space="preserve"> The California plane collision Sunday occurred in a Government-established restricted zone where the private plane that was destroyed in the collision with an Aeromexico DC-9 was not authorized to fly, the Federal Aviation Administration said. An F.A.A. spokesman also said the controller guiding the DC-9 could not have radioed warnings to avert the collision because ''as far as we can determine'' no radar blip designating the small plane appeared on his scope. The controller did not know of the small plane's existence, the spokesman said. [A1:6.] A full death toll may not be known for weeks in the midair collision near Los Angeles. Officials said difficulties in identifying victims on the ground were delaying the final toll. All 64 people aboard the jetliner were killed, along with all three passengers aboard the Piper PA-28. Officials have refused to give an estimate of casualties on the ground. [A1:5.]</w:t>
+        <w:br/>
+        <w:t xml:space="preserve"> Sharply rising concern over drugs has led two-thirds of Americans to say they would pay more taxes to jail drug sellers, and three-fourths of full-time workers to say they would be willing to take a drug test, according to a New York Times/CBS News Poll. Thirteen percent of the 1,210 adults interviewed from Aug. 18 to 21 gave drugs precedence over unemployment, fear of war or other economic difficulties as the nation's most important problem. Concern has soared since April, when only 2 percent picked drugs. [A1:1.]</w:t>
         <w:br/>
         <w:t xml:space="preserve"> </w:t>
         <w:br/>
-        <w:t>Map of South Africa showing location of Soweto. (pg. D17)</w:t>
+        <w:t>Metropolitan</w:t>
+        <w:br/>
+        <w:t xml:space="preserve"> Visitors flocked to New York City this summer. Perhaps the biggest tourism increase in the New York metropolitan region was enjoyed by the city, commerce officials said. ''New York City was a tremendous mecca this year,'' said Ronald Moss, the State Commissioner of Commerce. State officials estimated that on average, tourism throughout New York State, New Jersey and Connecticut increased 5 to 10 percent over last summer, generating billions in revenue for the region. The Jersey Shore, however, had little or no tourist growth from last year. [A1:4.]</w:t>
+        <w:br/>
+        <w:t xml:space="preserve"> A boom in capital improvements in New York City is underway. For the time in the city's history annual commitments for building projects passed the the $2 billion mark in the fiscal ended June 30, according to a report by Mayor Koch. The money is being used to rebuild streets, sewers, schools, subway cars, hospitals, bridges, jails, water pipes, libraries and other public works. [B1:5.]</w:t>
       </w:r>
     </w:p>
     <w:sectPr>
